--- a/word_reports/LP_0221_위치_385_Living String_Music from .docx
+++ b/word_reports/LP_0221_위치_385_Living String_Music from .docx
@@ -4,7 +4,7 @@
   <w:body>
     <w:p>
       <w:pPr>
-        <w:spacing w:after="280"/>
+        <w:spacing w:after="80"/>
       </w:pPr>
       <w:r>
         <w:rPr w:rFonts="맑은 고딕">
@@ -13,94 +13,47 @@
           <w:color w:val="1E3A8A"/>
           <w:sz w:val="30"/>
         </w:rPr>
-        <w:t>[385] Living String - Music from Doctor Zhivago…</w:t>
+        <w:t>Living String (살아있는 끈) - Music from Doctor Zhivago…</w:t>
       </w:r>
     </w:p>
     <w:p>
       <w:pPr>
-        <w:spacing w:after="320"/>
+        <w:spacing w:after="240"/>
       </w:pPr>
       <w:r>
         <w:rPr w:rFonts="맑은 고딕">
           <w:rFonts w:ascii="맑은 고딕" w:hAnsi="맑은 고딕" w:eastAsia="맑은 고딕"/>
           <w:b/>
-          <w:sz w:val="20"/>
+          <w:color w:val="4B5563"/>
+          <w:sz w:val="22"/>
         </w:rPr>
-        <w:t>■ 위치 : 385</w:t>
-        <w:br/>
-      </w:r>
-      <w:r>
-        <w:rPr w:rFonts="맑은 고딕">
-          <w:rFonts w:ascii="맑은 고딕" w:hAnsi="맑은 고딕" w:eastAsia="맑은 고딕"/>
-          <w:b/>
-          <w:sz w:val="20"/>
-        </w:rPr>
-        <w:t>■ 아티스트 : Living String</w:t>
-        <w:br/>
-      </w:r>
-      <w:r>
-        <w:rPr w:rFonts="맑은 고딕">
-          <w:rFonts w:ascii="맑은 고딕" w:hAnsi="맑은 고딕" w:eastAsia="맑은 고딕"/>
-          <w:b/>
-          <w:sz w:val="20"/>
-        </w:rPr>
-        <w:t>■ 앨범명 : Music from Doctor Zhivago…</w:t>
-        <w:br/>
-      </w:r>
-      <w:r>
-        <w:rPr w:rFonts="맑은 고딕">
-          <w:rFonts w:ascii="맑은 고딕" w:hAnsi="맑은 고딕" w:eastAsia="맑은 고딕"/>
-          <w:b w:val="0"/>
-          <w:sz w:val="20"/>
-        </w:rPr>
-        <w:t>■ 음반 레이블 : RCA Camden</w:t>
-        <w:br/>
-      </w:r>
-      <w:r>
-        <w:rPr w:rFonts="맑은 고딕">
-          <w:rFonts w:ascii="맑은 고딕" w:hAnsi="맑은 고딕" w:eastAsia="맑은 고딕"/>
-          <w:b w:val="0"/>
-          <w:sz w:val="20"/>
-        </w:rPr>
-        <w:t>■ 발매년도 : 1966</w:t>
-        <w:br/>
-      </w:r>
-      <w:r>
-        <w:rPr w:rFonts="맑은 고딕">
-          <w:rFonts w:ascii="맑은 고딕" w:hAnsi="맑은 고딕" w:eastAsia="맑은 고딕"/>
-          <w:b w:val="0"/>
-          <w:sz w:val="20"/>
-        </w:rPr>
-        <w:t>■ 장르 : 이지 리스닝(Easy Listening), 오케스트랄 팝(Orchestral Pop), 영화 음악(Film Score)</w:t>
-        <w:br/>
-      </w:r>
-      <w:r>
-        <w:rPr w:rFonts="맑은 고딕">
-          <w:rFonts w:ascii="맑은 고딕" w:hAnsi="맑은 고딕" w:eastAsia="맑은 고딕"/>
-          <w:b w:val="0"/>
-          <w:sz w:val="20"/>
-        </w:rPr>
-        <w:t>■ 주요 수록곡 : 1. Lara's Theme (from "Doctor Zhivago")</w:t>
-        <w:br/>
+        <w:t>위치 :  385</w:t>
       </w:r>
     </w:p>
     <w:p>
       <w:pPr>
-        <w:spacing w:after="160"/>
+        <w:spacing w:line="324" w:lineRule="auto" w:before="80" w:after="160"/>
       </w:pPr>
       <w:r>
         <w:rPr w:rFonts="맑은 고딕">
           <w:rFonts w:ascii="맑은 고딕" w:hAnsi="맑은 고딕" w:eastAsia="맑은 고딕"/>
           <w:b/>
           <w:color w:val="1F2937"/>
-          <w:sz w:val="24"/>
+          <w:sz w:val="22"/>
         </w:rPr>
-        <w:t>■ 음반 해설 및 감상 가이드</w:t>
+        <w:t xml:space="preserve">[음반 소개] </w:t>
+      </w:r>
+      <w:r>
+        <w:rPr w:rFonts="맑은 고딕">
+          <w:rFonts w:ascii="맑은 고딕" w:hAnsi="맑은 고딕" w:eastAsia="맑은 고딕"/>
+          <w:b w:val="0"/>
+          <w:sz w:val="21"/>
+        </w:rPr>
       </w:r>
     </w:p>
     <w:p>
       <w:pPr>
-        <w:spacing w:line="312" w:lineRule="auto" w:after="120"/>
+        <w:spacing w:line="324" w:lineRule="auto" w:after="120"/>
       </w:pPr>
       <w:r>
         <w:rPr w:rFonts="맑은 고딕">
@@ -108,51 +61,516 @@
           <w:b w:val="0"/>
           <w:sz w:val="21"/>
         </w:rPr>
-        <w:t>1960년대 이지 리스닝 음악계의 황금기를 이끌었던 RCA 캄덴(RCA Camden) 레이블의 대표 전속 악단, '리빙 스트링스(Living Strings)'가 선사하는 고품격 영화 음악 컴필레이션 음반입니다. 세계적인 영화 고전들의 메인 테마곡을 일품 현악 편곡으로 재해석한 이 앨범은, 거장 모리스 자르(Maurice Jarre)에게 아카데미 음악상을 안겨준 영화 &lt;닥터 지바고&gt;의 명곡을 필두로 당시 세계적인 사랑을 받은 외국 영화 주제가들을 한데 모아 우아하게 담아냈습니다.</w:t>
+        <w:t>대지의 설원 위로 피어난 비극적이면서도 찬란한 사랑의 서사를 장엄하고 유려한 현악의 물결로 직조해 낸 불멸의 명반입니다. 리빙 스트링스 특유의 섬세하고 풍성한 오케스트레이션은 영화음악의 거장 모리스 자르(Maurice Jarre)가 빚어낸 낭만을 아날로그 사운드의 숨결로 완벽히 재해석해 냈습니다. 은막을 수놓았던 아련한 멜로디들이 LP의 그루브를 따라 유려하게 흐르며, 듣는 이의 내면에 잊히지 않을 순수와 노스탤지어를 아로새깁니다. 반세기의 시간을 뛰어넘어 오늘날까지도 가슴 한구석을 먹먹하게 채우는 고전적 품격과 서정미의 극치를 보여주는 작품입니다.</w:t>
       </w:r>
     </w:p>
     <w:p>
       <w:pPr>
-        <w:spacing w:line="312" w:lineRule="auto" w:after="120"/>
+        <w:spacing w:line="324" w:lineRule="auto" w:before="200" w:after="80"/>
       </w:pPr>
+      <w:r>
+        <w:rPr w:rFonts="맑은 고딕">
+          <w:rFonts w:ascii="맑은 고딕" w:hAnsi="맑은 고딕" w:eastAsia="맑은 고딕"/>
+          <w:b/>
+          <w:color w:val="1E3A8A"/>
+          <w:sz w:val="24"/>
+        </w:rPr>
+        <w:t>1. 음반 데이터</w:t>
+      </w:r>
+    </w:p>
+    <w:p>
+      <w:pPr>
+        <w:spacing w:line="324" w:lineRule="auto" w:after="80"/>
+      </w:pPr>
+      <w:r>
+        <w:rPr w:rFonts="맑은 고딕">
+          <w:rFonts w:ascii="맑은 고딕" w:hAnsi="맑은 고딕" w:eastAsia="맑은 고딕"/>
+          <w:b w:val="0"/>
+          <w:color w:val="6B7280"/>
+          <w:sz w:val="21"/>
+        </w:rPr>
+        <w:t xml:space="preserve">· </w:t>
+      </w:r>
+      <w:r>
+        <w:rPr w:rFonts="맑은 고딕">
+          <w:rFonts w:ascii="맑은 고딕" w:hAnsi="맑은 고딕" w:eastAsia="맑은 고딕"/>
+          <w:b/>
+          <w:color w:val="1F2937"/>
+          <w:sz w:val="21"/>
+        </w:rPr>
+        <w:t xml:space="preserve">앨범명: </w:t>
+      </w:r>
       <w:r>
         <w:rPr w:rFonts="맑은 고딕">
           <w:rFonts w:ascii="맑은 고딕" w:hAnsi="맑은 고딕" w:eastAsia="맑은 고딕"/>
           <w:b w:val="0"/>
           <w:sz w:val="21"/>
         </w:rPr>
-        <w:t>이 음반의 가장 큰 음악적 가치는 리빙 스트링스 특유의 섬세하고 유려한 오케스트레이션에 있습니다. 수십 대의 현악기가 빚어내는 풍부한 선율은 영화 본연의 서사적 감동과 낭만성을 더욱 극대화하며, 관악기와 타악기의 과하지 않은 세련된 조화는 감상자에게 깊은 안식과 미학적 만족감을 선사합니다. 대중적이면서도 품격을 잃지 않는 명장 편곡자들의 손길을 통해 각 영화의 명장면들이 음악으로 선명하게 재현됩니다.</w:t>
+        <w:t>Music from Doctor Zhivago…</w:t>
       </w:r>
     </w:p>
     <w:p>
       <w:pPr>
-        <w:spacing w:line="312" w:lineRule="auto" w:after="120"/>
+        <w:spacing w:line="324" w:lineRule="auto" w:after="80"/>
       </w:pPr>
+      <w:r>
+        <w:rPr w:rFonts="맑은 고딕">
+          <w:rFonts w:ascii="맑은 고딕" w:hAnsi="맑은 고딕" w:eastAsia="맑은 고딕"/>
+          <w:b w:val="0"/>
+          <w:color w:val="6B7280"/>
+          <w:sz w:val="21"/>
+        </w:rPr>
+        <w:t xml:space="preserve">· </w:t>
+      </w:r>
+      <w:r>
+        <w:rPr w:rFonts="맑은 고딕">
+          <w:rFonts w:ascii="맑은 고딕" w:hAnsi="맑은 고딕" w:eastAsia="맑은 고딕"/>
+          <w:b/>
+          <w:color w:val="1F2937"/>
+          <w:sz w:val="21"/>
+        </w:rPr>
+        <w:t xml:space="preserve">아티스트: </w:t>
+      </w:r>
       <w:r>
         <w:rPr w:rFonts="맑은 고딕">
           <w:rFonts w:ascii="맑은 고딕" w:hAnsi="맑은 고딕" w:eastAsia="맑은 고딕"/>
           <w:b w:val="0"/>
           <w:sz w:val="21"/>
         </w:rPr>
-        <w:t>앨범의 포문을 여는 'Lara's Theme(라라의 테마)'는 러시아의 광활한 설원과 애절한 사랑을 연상시키는 서정적인 현악 선율이 일품으로, 음반 전체의 감성적인 톤을 완벽하게 설정합니다. 이어지는 'Theme from Zorba the Greek'에서는 지중해의 생동감 넘치는 에너지를 현악의 화려한 핑거링으로 표현해내며, 'The Shadow of Your Smile'에서는 한없이 부드럽고 밀도 높은 사운드로 깊은 여운을 남깁니다.</w:t>
+        <w:t>Living String (살아있는 끈)</w:t>
       </w:r>
     </w:p>
     <w:p>
       <w:pPr>
-        <w:spacing w:line="312" w:lineRule="auto" w:after="120"/>
+        <w:spacing w:line="324" w:lineRule="auto" w:after="80"/>
       </w:pPr>
+      <w:r>
+        <w:rPr w:rFonts="맑은 고딕">
+          <w:rFonts w:ascii="맑은 고딕" w:hAnsi="맑은 고딕" w:eastAsia="맑은 고딕"/>
+          <w:b w:val="0"/>
+          <w:color w:val="6B7280"/>
+          <w:sz w:val="21"/>
+        </w:rPr>
+        <w:t xml:space="preserve">· </w:t>
+      </w:r>
+      <w:r>
+        <w:rPr w:rFonts="맑은 고딕">
+          <w:rFonts w:ascii="맑은 고딕" w:hAnsi="맑은 고딕" w:eastAsia="맑은 고딕"/>
+          <w:b/>
+          <w:color w:val="1F2937"/>
+          <w:sz w:val="21"/>
+        </w:rPr>
+        <w:t xml:space="preserve">발매 정보: </w:t>
+      </w:r>
       <w:r>
         <w:rPr w:rFonts="맑은 고딕">
           <w:rFonts w:ascii="맑은 고딕" w:hAnsi="맑은 고딕" w:eastAsia="맑은 고딕"/>
           <w:b w:val="0"/>
           <w:sz w:val="21"/>
         </w:rPr>
-        <w:t>아날로그 LP 특유의 따뜻하고 차분한 질감과 만나 더욱 빛을 발하는 본 음반은, 지난 시대의 영화적 향수와 오케스트라 이지 리스닝 음악의 정수를 동시에 만끽할 수 있는 소장 가치가 높은 명반입니다. 바쁜 현대인들의 일상 속에 고풍스럽고 우아한 휴식을 더해줄 완벽한 음악적 동반자가 되어줄 것입니다.</w:t>
+        <w:t>1966년 세계적인 음반사 RCA의 명품 이지 리스닝 라인업인 'RCA 캠든(RCA Camden)'을 통해 발매되었으며, 당대 최고의 스튜디오 세션과 하이파이(Hi-Fi) 스테레오 녹음 기술이 결합되어 탄생한 기념비적 기획 앨범입니다.</w:t>
+      </w:r>
+    </w:p>
+    <w:p>
+      <w:pPr>
+        <w:spacing w:line="324" w:lineRule="auto" w:after="80"/>
+      </w:pPr>
+      <w:r>
+        <w:rPr w:rFonts="맑은 고딕">
+          <w:rFonts w:ascii="맑은 고딕" w:hAnsi="맑은 고딕" w:eastAsia="맑은 고딕"/>
+          <w:b w:val="0"/>
+          <w:color w:val="6B7280"/>
+          <w:sz w:val="21"/>
+        </w:rPr>
+        <w:t xml:space="preserve">· </w:t>
+      </w:r>
+      <w:r>
+        <w:rPr w:rFonts="맑은 고딕">
+          <w:rFonts w:ascii="맑은 고딕" w:hAnsi="맑은 고딕" w:eastAsia="맑은 고딕"/>
+          <w:b/>
+          <w:color w:val="1F2937"/>
+          <w:sz w:val="21"/>
+        </w:rPr>
+        <w:t xml:space="preserve">LP 인기도(판매량): </w:t>
+      </w:r>
+      <w:r>
+        <w:rPr w:rFonts="맑은 고딕">
+          <w:rFonts w:ascii="맑은 고딕" w:hAnsi="맑은 고딕" w:eastAsia="맑은 고딕"/>
+          <w:b w:val="0"/>
+          <w:sz w:val="21"/>
+        </w:rPr>
+        <w:t>데이비드 린 감독의 영화 &lt;닥터 지바고&gt;의 범세계적 흥행 열풍과 맞물려 발매 직후 빌보드 팝 앨범 차트 상위권에 진입하였으며, 전 세계 가정의 턴테이블 위를 수놓으며 수십만 장 이상의 판매고를 올린 스테디셀러로 기록되었습니다.</w:t>
+      </w:r>
+    </w:p>
+    <w:p>
+      <w:pPr>
+        <w:spacing w:line="324" w:lineRule="auto" w:after="80"/>
+      </w:pPr>
+      <w:r>
+        <w:rPr w:rFonts="맑은 고딕">
+          <w:rFonts w:ascii="맑은 고딕" w:hAnsi="맑은 고딕" w:eastAsia="맑은 고딕"/>
+          <w:b w:val="0"/>
+          <w:color w:val="6B7280"/>
+          <w:sz w:val="21"/>
+        </w:rPr>
+        <w:t xml:space="preserve">· </w:t>
+      </w:r>
+      <w:r>
+        <w:rPr w:rFonts="맑은 고딕">
+          <w:rFonts w:ascii="맑은 고딕" w:hAnsi="맑은 고딕" w:eastAsia="맑은 고딕"/>
+          <w:b/>
+          <w:color w:val="1F2937"/>
+          <w:sz w:val="21"/>
+        </w:rPr>
+        <w:t xml:space="preserve">각종 수상경력: </w:t>
+      </w:r>
+      <w:r>
+        <w:rPr w:rFonts="맑은 고딕">
+          <w:rFonts w:ascii="맑은 고딕" w:hAnsi="맑은 고딕" w:eastAsia="맑은 고딕"/>
+          <w:b w:val="0"/>
+          <w:sz w:val="21"/>
+        </w:rPr>
+        <w:t>영화 원작 사운드트랙의 아카데미상 및 그래미상 석권과 더불어, 본 음반은 무드 음악 협회와 평단으로부터 원곡의 감동을 오케스트랄 팝의 미학으로 가장 우아하게 승화시킨 대표적 헌정 명반으로 상찬받았습니다.</w:t>
+      </w:r>
+    </w:p>
+    <w:p>
+      <w:pPr>
+        <w:spacing w:line="324" w:lineRule="auto" w:before="200" w:after="80"/>
+      </w:pPr>
+      <w:r>
+        <w:rPr w:rFonts="맑은 고딕">
+          <w:rFonts w:ascii="맑은 고딕" w:hAnsi="맑은 고딕" w:eastAsia="맑은 고딕"/>
+          <w:b/>
+          <w:color w:val="1E3A8A"/>
+          <w:sz w:val="24"/>
+        </w:rPr>
+        <w:t>2. 아티스트 정보</w:t>
+      </w:r>
+    </w:p>
+    <w:p>
+      <w:pPr>
+        <w:spacing w:line="324" w:lineRule="auto" w:after="80"/>
+      </w:pPr>
+      <w:r>
+        <w:rPr w:rFonts="맑은 고딕">
+          <w:rFonts w:ascii="맑은 고딕" w:hAnsi="맑은 고딕" w:eastAsia="맑은 고딕"/>
+          <w:b w:val="0"/>
+          <w:color w:val="6B7280"/>
+          <w:sz w:val="21"/>
+        </w:rPr>
+        <w:t xml:space="preserve">· </w:t>
+      </w:r>
+      <w:r>
+        <w:rPr w:rFonts="맑은 고딕">
+          <w:rFonts w:ascii="맑은 고딕" w:hAnsi="맑은 고딕" w:eastAsia="맑은 고딕"/>
+          <w:b/>
+          <w:color w:val="1F2937"/>
+          <w:sz w:val="21"/>
+        </w:rPr>
+        <w:t xml:space="preserve">국적: </w:t>
+      </w:r>
+      <w:r>
+        <w:rPr w:rFonts="맑은 고딕">
+          <w:rFonts w:ascii="맑은 고딕" w:hAnsi="맑은 고딕" w:eastAsia="맑은 고딕"/>
+          <w:b w:val="0"/>
+          <w:sz w:val="21"/>
+        </w:rPr>
+        <w:t>미국 (세션 및 녹음: 영국 런던)</w:t>
+      </w:r>
+    </w:p>
+    <w:p>
+      <w:pPr>
+        <w:spacing w:line="324" w:lineRule="auto" w:after="80"/>
+      </w:pPr>
+      <w:r>
+        <w:rPr w:rFonts="맑은 고딕">
+          <w:rFonts w:ascii="맑은 고딕" w:hAnsi="맑은 고딕" w:eastAsia="맑은 고딕"/>
+          <w:b w:val="0"/>
+          <w:color w:val="6B7280"/>
+          <w:sz w:val="21"/>
+        </w:rPr>
+        <w:t xml:space="preserve">· </w:t>
+      </w:r>
+      <w:r>
+        <w:rPr w:rFonts="맑은 고딕">
+          <w:rFonts w:ascii="맑은 고딕" w:hAnsi="맑은 고딕" w:eastAsia="맑은 고딕"/>
+          <w:b/>
+          <w:color w:val="1F2937"/>
+          <w:sz w:val="21"/>
+        </w:rPr>
+        <w:t xml:space="preserve">생몰년도: </w:t>
+      </w:r>
+      <w:r>
+        <w:rPr w:rFonts="맑은 고딕">
+          <w:rFonts w:ascii="맑은 고딕" w:hAnsi="맑은 고딕" w:eastAsia="맑은 고딕"/>
+          <w:b w:val="0"/>
+          <w:sz w:val="21"/>
+        </w:rPr>
+        <w:t>1959년 결성</w:t>
+      </w:r>
+    </w:p>
+    <w:p>
+      <w:pPr>
+        <w:spacing w:line="324" w:lineRule="auto" w:after="80"/>
+      </w:pPr>
+      <w:r>
+        <w:rPr w:rFonts="맑은 고딕">
+          <w:rFonts w:ascii="맑은 고딕" w:hAnsi="맑은 고딕" w:eastAsia="맑은 고딕"/>
+          <w:b w:val="0"/>
+          <w:color w:val="6B7280"/>
+          <w:sz w:val="21"/>
+        </w:rPr>
+        <w:t xml:space="preserve">· </w:t>
+      </w:r>
+      <w:r>
+        <w:rPr w:rFonts="맑은 고딕">
+          <w:rFonts w:ascii="맑은 고딕" w:hAnsi="맑은 고딕" w:eastAsia="맑은 고딕"/>
+          <w:b/>
+          <w:color w:val="1F2937"/>
+          <w:sz w:val="21"/>
+        </w:rPr>
+        <w:t xml:space="preserve">그룹 소속: </w:t>
+      </w:r>
+      <w:r>
+        <w:rPr w:rFonts="맑은 고딕">
+          <w:rFonts w:ascii="맑은 고딕" w:hAnsi="맑은 고딕" w:eastAsia="맑은 고딕"/>
+          <w:b w:val="0"/>
+          <w:sz w:val="21"/>
+        </w:rPr>
+        <w:t>스튜디오 오케스트라 프로젝트 (Studio Orchestra)</w:t>
+      </w:r>
+    </w:p>
+    <w:p>
+      <w:pPr>
+        <w:spacing w:line="324" w:lineRule="auto" w:after="80"/>
+      </w:pPr>
+      <w:r>
+        <w:rPr w:rFonts="맑은 고딕">
+          <w:rFonts w:ascii="맑은 고딕" w:hAnsi="맑은 고딕" w:eastAsia="맑은 고딕"/>
+          <w:b w:val="0"/>
+          <w:color w:val="6B7280"/>
+          <w:sz w:val="21"/>
+        </w:rPr>
+        <w:t xml:space="preserve">· </w:t>
+      </w:r>
+      <w:r>
+        <w:rPr w:rFonts="맑은 고딕">
+          <w:rFonts w:ascii="맑은 고딕" w:hAnsi="맑은 고딕" w:eastAsia="맑은 고딕"/>
+          <w:b/>
+          <w:color w:val="1F2937"/>
+          <w:sz w:val="21"/>
+        </w:rPr>
+        <w:t xml:space="preserve">아티스트 소개: </w:t>
+      </w:r>
+      <w:r>
+        <w:rPr w:rFonts="맑은 고딕">
+          <w:rFonts w:ascii="맑은 고딕" w:hAnsi="맑은 고딕" w:eastAsia="맑은 고딕"/>
+          <w:b w:val="0"/>
+          <w:sz w:val="21"/>
+        </w:rPr>
+        <w:t>전설적인 프로듀서 에델 가브리엘(Ethel Gabriel)의 지휘 아래 탄생한 리빙 스트링스는 조니 더글러스 등 당대 정상급 편곡자들과 런던의 특급 클래식 세션 연주자들이 결합한 오케스트랄 팝의 전설입니다. 클래식 음악의 구조적 엄격함에 현대적 대중음악의 유려한 감수성을 접목하여, 1960~70년대 이지 리스닝 및 경음악 황금기를 이끌며 대중음악사에 큰 족적을 남겼습니다.</w:t>
+      </w:r>
+    </w:p>
+    <w:p>
+      <w:pPr>
+        <w:spacing w:line="324" w:lineRule="auto" w:before="200" w:after="80"/>
+      </w:pPr>
+      <w:r>
+        <w:rPr w:rFonts="맑은 고딕">
+          <w:rFonts w:ascii="맑은 고딕" w:hAnsi="맑은 고딕" w:eastAsia="맑은 고딕"/>
+          <w:b/>
+          <w:color w:val="1E3A8A"/>
+          <w:sz w:val="24"/>
+        </w:rPr>
+        <w:t>3. 음반 상세 분석</w:t>
+      </w:r>
+    </w:p>
+    <w:p>
+      <w:pPr>
+        <w:spacing w:line="324" w:lineRule="auto" w:after="80"/>
+      </w:pPr>
+      <w:r>
+        <w:rPr w:rFonts="맑은 고딕">
+          <w:rFonts w:ascii="맑은 고딕" w:hAnsi="맑은 고딕" w:eastAsia="맑은 고딕"/>
+          <w:b w:val="0"/>
+          <w:color w:val="6B7280"/>
+          <w:sz w:val="21"/>
+        </w:rPr>
+        <w:t xml:space="preserve">· </w:t>
+      </w:r>
+      <w:r>
+        <w:rPr w:rFonts="맑은 고딕">
+          <w:rFonts w:ascii="맑은 고딕" w:hAnsi="맑은 고딕" w:eastAsia="맑은 고딕"/>
+          <w:b/>
+          <w:color w:val="1F2937"/>
+          <w:sz w:val="21"/>
+        </w:rPr>
+        <w:t xml:space="preserve">역사적 위치: </w:t>
+      </w:r>
+      <w:r>
+        <w:rPr w:rFonts="맑은 고딕">
+          <w:rFonts w:ascii="맑은 고딕" w:hAnsi="맑은 고딕" w:eastAsia="맑은 고딕"/>
+          <w:b w:val="0"/>
+          <w:sz w:val="21"/>
+        </w:rPr>
+        <w:t>1960년대 은막을 빛낸 명작 테마들을 단순한 모음을 넘어 고도의 예술적 현악 모음곡 형태로 재탄생시킨 음반입니다. 대중적인 스크린 테마를 클래식 오케스트라 못지않은 깊이 있는 화성과 다이내믹한 편곡으로 다듬어냄으로써, 영화음악 편곡 앨범이 도달할 수 있는 최상의 미학적 완성도를 제시했습니다.</w:t>
+      </w:r>
+    </w:p>
+    <w:p>
+      <w:pPr>
+        <w:spacing w:line="324" w:lineRule="auto" w:after="80"/>
+      </w:pPr>
+      <w:r>
+        <w:rPr w:rFonts="맑은 고딕">
+          <w:rFonts w:ascii="맑은 고딕" w:hAnsi="맑은 고딕" w:eastAsia="맑은 고딕"/>
+          <w:b w:val="0"/>
+          <w:color w:val="6B7280"/>
+          <w:sz w:val="21"/>
+        </w:rPr>
+        <w:t xml:space="preserve">· </w:t>
+      </w:r>
+      <w:r>
+        <w:rPr w:rFonts="맑은 고딕">
+          <w:rFonts w:ascii="맑은 고딕" w:hAnsi="맑은 고딕" w:eastAsia="맑은 고딕"/>
+          <w:b/>
+          <w:color w:val="1F2937"/>
+          <w:sz w:val="21"/>
+        </w:rPr>
+        <w:t xml:space="preserve">시대의 흔적(스토리텔링): </w:t>
+      </w:r>
+      <w:r>
+        <w:rPr w:rFonts="맑은 고딕">
+          <w:rFonts w:ascii="맑은 고딕" w:hAnsi="맑은 고딕" w:eastAsia="맑은 고딕"/>
+          <w:b w:val="0"/>
+          <w:sz w:val="21"/>
+        </w:rPr>
+        <w:t>냉전의 먹구름 속에서도 인간 본연의 낭만과 자유로운 사랑을 갈망하던 1960년대 중후반의 시대적 공기가 고스란히 배어 있습니다. 당시 흑백 TV와 라디오를 넘어 거실의 콘솔형 전축이 대중화되던 시기, 푸른 눈의 청춘들과 음악 애호가들에게 이 앨범의 현악 선율은 일상의 번뇌를 잊게 하는 감미로운 안식처이자 교양의 상징이었습니다.</w:t>
+      </w:r>
+    </w:p>
+    <w:p>
+      <w:pPr>
+        <w:spacing w:line="324" w:lineRule="auto" w:before="200" w:after="80"/>
+      </w:pPr>
+      <w:r>
+        <w:rPr w:rFonts="맑은 고딕">
+          <w:rFonts w:ascii="맑은 고딕" w:hAnsi="맑은 고딕" w:eastAsia="맑은 고딕"/>
+          <w:b/>
+          <w:color w:val="1E3A8A"/>
+          <w:sz w:val="24"/>
+        </w:rPr>
+        <w:t>4. 주요 수록곡 및 감상 제언</w:t>
+      </w:r>
+    </w:p>
+    <w:p>
+      <w:pPr>
+        <w:spacing w:line="324" w:lineRule="auto" w:after="80"/>
+      </w:pPr>
+      <w:r>
+        <w:rPr w:rFonts="맑은 고딕">
+          <w:rFonts w:ascii="맑은 고딕" w:hAnsi="맑은 고딕" w:eastAsia="맑은 고딕"/>
+          <w:b w:val="0"/>
+          <w:color w:val="6B7280"/>
+          <w:sz w:val="21"/>
+        </w:rPr>
+        <w:t xml:space="preserve">· </w:t>
+      </w:r>
+      <w:r>
+        <w:rPr w:rFonts="맑은 고딕">
+          <w:rFonts w:ascii="맑은 고딕" w:hAnsi="맑은 고딕" w:eastAsia="맑은 고딕"/>
+          <w:b/>
+          <w:color w:val="1F2937"/>
+          <w:sz w:val="21"/>
+        </w:rPr>
+        <w:t xml:space="preserve">주요 수록곡 특징: </w:t>
+      </w:r>
+      <w:r>
+        <w:rPr w:rFonts="맑은 고딕">
+          <w:rFonts w:ascii="맑은 고딕" w:hAnsi="맑은 고딕" w:eastAsia="맑은 고딕"/>
+          <w:b w:val="0"/>
+          <w:sz w:val="21"/>
+        </w:rPr>
+        <w:t>앨범의 백미인 'Lara's Theme(라라의 테마)'는 도입부부터 굽이치는 바이올린 군의 트레몰로와 첼로의 묵직한 탄식이 교차하며 가슴 벅찬 서사를 그려냅니다. 또한 함께 수록된 60년대 명화의 메인 테마들은 현악기 고유의 서정적인 비브라토와 관악기의 온화한 터치가 정교하게 맞물려, 눈을 감으면 한 편의 대서사시가 눈앞에 펼쳐지는 듯한 황홀한 공감각적 체험을 선사합니다.</w:t>
+      </w:r>
+    </w:p>
+    <w:p>
+      <w:pPr>
+        <w:spacing w:line="324" w:lineRule="auto" w:after="80"/>
+      </w:pPr>
+      <w:r>
+        <w:rPr w:rFonts="맑은 고딕">
+          <w:rFonts w:ascii="맑은 고딕" w:hAnsi="맑은 고딕" w:eastAsia="맑은 고딕"/>
+          <w:b w:val="0"/>
+          <w:color w:val="6B7280"/>
+          <w:sz w:val="21"/>
+        </w:rPr>
+        <w:t xml:space="preserve">· </w:t>
+      </w:r>
+      <w:r>
+        <w:rPr w:rFonts="맑은 고딕">
+          <w:rFonts w:ascii="맑은 고딕" w:hAnsi="맑은 고딕" w:eastAsia="맑은 고딕"/>
+          <w:b/>
+          <w:color w:val="1F2937"/>
+          <w:sz w:val="21"/>
+        </w:rPr>
+        <w:t xml:space="preserve">빈티지 감상 제언: </w:t>
+      </w:r>
+      <w:r>
+        <w:rPr w:rFonts="맑은 고딕">
+          <w:rFonts w:ascii="맑은 고딕" w:hAnsi="맑은 고딕" w:eastAsia="맑은 고딕"/>
+          <w:b w:val="0"/>
+          <w:sz w:val="21"/>
+        </w:rPr>
+        <w:t>진공관 앰프의 따뜻한 배음과 부드러운 댐핑 특성을 지닌 턴테이블 카트리지의 조합으로 감상할 때 그 진가가 배가됩니다. 회전하는 LP 표면의 잔잔한 그루브 노이즈를 뚫고 피어오르는 벨벳처럼 부드러운 스트링의 울림은, 현대 디지털 사운드에서는 결코 흉내 낼 수 없는 아날로그 특유의 풍성한 공간감과 온기를 전달합니다.</w:t>
+      </w:r>
+    </w:p>
+    <w:p>
+      <w:pPr>
+        <w:spacing w:line="324" w:lineRule="auto" w:after="80"/>
+      </w:pPr>
+      <w:r>
+        <w:rPr w:rFonts="맑은 고딕">
+          <w:rFonts w:ascii="맑은 고딕" w:hAnsi="맑은 고딕" w:eastAsia="맑은 고딕"/>
+          <w:b w:val="0"/>
+          <w:color w:val="6B7280"/>
+          <w:sz w:val="21"/>
+        </w:rPr>
+        <w:t xml:space="preserve">· </w:t>
+      </w:r>
+      <w:r>
+        <w:rPr w:rFonts="맑은 고딕">
+          <w:rFonts w:ascii="맑은 고딕" w:hAnsi="맑은 고딕" w:eastAsia="맑은 고딕"/>
+          <w:b/>
+          <w:color w:val="1F2937"/>
+          <w:sz w:val="21"/>
+        </w:rPr>
+        <w:t xml:space="preserve">소장 가치: </w:t>
+      </w:r>
+      <w:r>
+        <w:rPr w:rFonts="맑은 고딕">
+          <w:rFonts w:ascii="맑은 고딕" w:hAnsi="맑은 고딕" w:eastAsia="맑은 고딕"/>
+          <w:b w:val="0"/>
+          <w:sz w:val="21"/>
+        </w:rPr>
+        <w:t>RCA의 찬란한 전성기 스테레오 녹음 미학이 오롯이 담겨 있는 오리지널 프레싱으로, 반세기가 지난 지금도 그 음향적 품격이 변치 않는 보석 같은 레코드입니다. 60년대 할리우드 영화음악의 정취와 오케스트랄 팝의 정수를 빈티지 LP 특유의 손맛과 함께 영구히 간직할 수 있는 필청 소장반입니다.</w:t>
+      </w:r>
+    </w:p>
+    <w:p>
+      <w:pPr>
+        <w:spacing w:line="324" w:lineRule="auto" w:after="120" w:before="160"/>
+      </w:pPr>
+      <w:r>
+        <w:rPr w:rFonts="맑은 고딕">
+          <w:rFonts w:ascii="맑은 고딕" w:hAnsi="맑은 고딕" w:eastAsia="맑은 고딕"/>
+          <w:b/>
+          <w:color w:val="4338CA"/>
+          <w:sz w:val="21"/>
+        </w:rPr>
+        <w:t>이 음반을 통해 광활한 설원 위로 울려 퍼지던 라라의 눈물겨운 사랑과 아날로그 현악의 극치가 전해주는 감동을 다시 한번 경험해 보시는 것은 어떨까요?</w:t>
       </w:r>
     </w:p>
     <w:sectPr>
       <w:pgSz w:w="12240" w:h="15840"/>
-      <w:pgMar w:top="1440" w:right="1440" w:bottom="1440" w:left="1440" w:header="720" w:footer="720" w:gutter="0"/>
+      <w:pgMar w:top="1152" w:right="1296" w:bottom="1152" w:left="1296" w:header="720" w:footer="720" w:gutter="0"/>
       <w:cols w:space="720"/>
       <w:docGrid w:linePitch="360"/>
     </w:sectPr>

--- a/word_reports/LP_0221_위치_385_Living String_Music from .docx
+++ b/word_reports/LP_0221_위치_385_Living String_Music from .docx
@@ -32,7 +32,7 @@
     </w:p>
     <w:p>
       <w:pPr>
-        <w:spacing w:line="324" w:lineRule="auto" w:before="80" w:after="160"/>
+        <w:spacing w:line="324" w:lineRule="auto" w:before="80" w:after="120"/>
       </w:pPr>
       <w:r>
         <w:rPr w:rFonts="맑은 고딕">
@@ -42,13 +42,6 @@
           <w:sz w:val="22"/>
         </w:rPr>
         <w:t xml:space="preserve">[음반 소개] </w:t>
-      </w:r>
-      <w:r>
-        <w:rPr w:rFonts="맑은 고딕">
-          <w:rFonts w:ascii="맑은 고딕" w:hAnsi="맑은 고딕" w:eastAsia="맑은 고딕"/>
-          <w:b w:val="0"/>
-          <w:sz w:val="21"/>
-        </w:rPr>
       </w:r>
     </w:p>
     <w:p>
@@ -61,7 +54,33 @@
           <w:b w:val="0"/>
           <w:sz w:val="21"/>
         </w:rPr>
-        <w:t>대지의 설원 위로 피어난 비극적이면서도 찬란한 사랑의 서사를 장엄하고 유려한 현악의 물결로 직조해 낸 불멸의 명반입니다. 리빙 스트링스 특유의 섬세하고 풍성한 오케스트레이션은 영화음악의 거장 모리스 자르(Maurice Jarre)가 빚어낸 낭만을 아날로그 사운드의 숨결로 완벽히 재해석해 냈습니다. 은막을 수놓았던 아련한 멜로디들이 LP의 그루브를 따라 유려하게 흐르며, 듣는 이의 내면에 잊히지 않을 순수와 노스탤지어를 아로새깁니다. 반세기의 시간을 뛰어넘어 오늘날까지도 가슴 한구석을 먹먹하게 채우는 고전적 품격과 서정미의 극치를 보여주는 작품입니다.</w:t>
+        <w:t>은막 위를 수놓았던 격동의 역사와 그 속에서 피어난 비극적 사랑의 서사가 현악의 유려한 파도에 실려 LP의 소리골 사이로 아련하게 피어오릅니다. 1960년대 중반, 전 세계 영화 팬들의 심금을 울린 데이비드 린 감독의 대서사시 &lt;닥터 지바고&gt;의 선율을 필두로 당대 최고의 영화 음악들을 오케스트레이션으로 재해석한 이 앨범은, 이지 리스닝과 무드 음악의 황금기를 상징하는 기념비적인 명반입니다. 광활하게 펼쳐진 시베리아의 설원과 운명적인 사랑 라라를 향한 지바고의 애절한 눈빛은 오케스트라의 정교하고도 풍성한 활시위를 통해 더욱 농밀한 서정성으로 재탄생했습니다.</w:t>
+      </w:r>
+    </w:p>
+    <w:p>
+      <w:pPr>
+        <w:spacing w:line="324" w:lineRule="auto" w:after="120"/>
+      </w:pPr>
+      <w:r>
+        <w:rPr w:rFonts="맑은 고딕">
+          <w:rFonts w:ascii="맑은 고딕" w:hAnsi="맑은 고딕" w:eastAsia="맑은 고딕"/>
+          <w:b w:val="0"/>
+          <w:sz w:val="21"/>
+        </w:rPr>
+        <w:t>RCA의 전설적인 프로듀서 에델 가브리엘(Ethel Gabriel)의 기획 아래 탄생한 '리빙 스트링스(Living Strings)'는 당대 오디오 테크놀로지의 비약적 발전이었던 하이파이(Hi-Fi) 스테레오 사운드의 진수를 대중의 일상 속에 자연스럽게 스며들게 한 선구자적 악단이었습니다. 그들은 단순한 영화 배경음악의 재현을 넘어, 클래식 음악의 엄격한 구조미와 팝 음악의 대중적 친화력을 절묘하게 결합해 '감상용 관현악'이라는 독자적인 예술적 경지를 개척했습니다. 현악기 특유의 벨벳 같은 질감과 서정적인 앙상블은 듣는 이로 하여금 거대한 극장의 암전 속으로 빨려 들어가는 듯한 몰입감을 선사합니다.</w:t>
+      </w:r>
+    </w:p>
+    <w:p>
+      <w:pPr>
+        <w:spacing w:line="324" w:lineRule="auto" w:after="120"/>
+      </w:pPr>
+      <w:r>
+        <w:rPr w:rFonts="맑은 고딕">
+          <w:rFonts w:ascii="맑은 고딕" w:hAnsi="맑은 고딕" w:eastAsia="맑은 고딕"/>
+          <w:b w:val="0"/>
+          <w:sz w:val="21"/>
+        </w:rPr>
+        <w:t>반세기가 훌쩍 넘는 성상의 풍화를 겪어낸 오늘날에도 본 앨범이 여전히 애호가들의 턴테이블 위에서 각별한 온기를 발하는 까닭은, 그 선율 속에 깃든 보편적인 인간의 희로애락과 지나간 시대의 낭만이 생생히 살아 숨 쉬기 때문입니다. 웅장함과 섬세함이 교차하는 바이올린의 비브라토, 그 뒤를 묵직하게 받쳐주는 첼로와 목관악기의 배음은 디지털 사운드로는 결코 포착할 수 없는 깊은 서정적 울림을 길어 올립니다. 시대를 초월하여 영혼을 어루만지는 이 은막의 세레나데는 여전히 메마른 현대인의 가슴속에 아련한 그리움과 따뜻한 위안의 눈물을 선사합니다.</w:t>
       </w:r>
     </w:p>
     <w:p>
@@ -168,7 +187,7 @@
           <w:b w:val="0"/>
           <w:sz w:val="21"/>
         </w:rPr>
-        <w:t>1966년 세계적인 음반사 RCA의 명품 이지 리스닝 라인업인 'RCA 캠든(RCA Camden)'을 통해 발매되었으며, 당대 최고의 스튜디오 세션과 하이파이(Hi-Fi) 스테레오 녹음 기술이 결합되어 탄생한 기념비적 기획 앨범입니다.</w:t>
+        <w:t>1966년 미국 RCA Camden 레이블을 통해 스테레오 LP(CAS-946)로 발매되었으며, 당대 최고의 흥행작 &lt;닥터 지바고&gt;를 비롯한 1960년대 명작 영화 테마들을 최정상급 현악 편곡으로 담아낸 정통 이지 리스닝 기획 앨범입니다.</w:t>
       </w:r>
     </w:p>
     <w:p>
@@ -199,7 +218,7 @@
           <w:b w:val="0"/>
           <w:sz w:val="21"/>
         </w:rPr>
-        <w:t>데이비드 린 감독의 영화 &lt;닥터 지바고&gt;의 범세계적 흥행 열풍과 맞물려 발매 직후 빌보드 팝 앨범 차트 상위권에 진입하였으며, 전 세계 가정의 턴테이블 위를 수놓으며 수십만 장 이상의 판매고를 올린 스테디셀러로 기록되었습니다.</w:t>
+        <w:t>발매 당시 미국 빌보드 팝 앨범 차트 상위권에 진입함은 물론, 전 세계 수많은 가정의 거실과 라디오 방송을 점령하며 골드 레코드 이상의 꾸준한 스테디셀러 판매고를 기록했습니다.</w:t>
       </w:r>
     </w:p>
     <w:p>
@@ -230,7 +249,7 @@
           <w:b w:val="0"/>
           <w:sz w:val="21"/>
         </w:rPr>
-        <w:t>영화 원작 사운드트랙의 아카데미상 및 그래미상 석권과 더불어, 본 음반은 무드 음악 협회와 평단으로부터 원곡의 감동을 오케스트랄 팝의 미학으로 가장 우아하게 승화시킨 대표적 헌정 명반으로 상찬받았습니다.</w:t>
+        <w:t>앨범의 표제작인 모리스 자르(Maurice Jarre)의 '라라의 테마'는 아카데미 음악상과 그래미 어워드를 석권한 원곡의 권위를 바탕으로, 리빙 스트링스의 편곡 버전 또한 전미 오디오 애호가 협회 및 음반 평단으로부터 "무드 음악의 전범"이라는 극찬을 받았습니다.</w:t>
       </w:r>
     </w:p>
     <w:p>
@@ -275,7 +294,7 @@
           <w:b w:val="0"/>
           <w:sz w:val="21"/>
         </w:rPr>
-        <w:t>미국 (세션 및 녹음: 영국 런던)</w:t>
+        <w:t>미국 (미국 RCA 주관 하에 영국 런던 등 유럽 정상급 스튜디오 뮤지션들이 대거 참여)</w:t>
       </w:r>
     </w:p>
     <w:p>
@@ -306,7 +325,7 @@
           <w:b w:val="0"/>
           <w:sz w:val="21"/>
         </w:rPr>
-        <w:t>1959년 결성</w:t>
+        <w:t>1959년 결성 (1960~70년대 왕성한 활동)</w:t>
       </w:r>
     </w:p>
     <w:p>
@@ -337,7 +356,7 @@
           <w:b w:val="0"/>
           <w:sz w:val="21"/>
         </w:rPr>
-        <w:t>스튜디오 오케스트라 프로젝트 (Studio Orchestra)</w:t>
+        <w:t>스튜디오 오케스트라 프로젝트 (Living Strings)</w:t>
       </w:r>
     </w:p>
     <w:p>
@@ -368,7 +387,7 @@
           <w:b w:val="0"/>
           <w:sz w:val="21"/>
         </w:rPr>
-        <w:t>전설적인 프로듀서 에델 가브리엘(Ethel Gabriel)의 지휘 아래 탄생한 리빙 스트링스는 조니 더글러스 등 당대 정상급 편곡자들과 런던의 특급 클래식 세션 연주자들이 결합한 오케스트랄 팝의 전설입니다. 클래식 음악의 구조적 엄격함에 현대적 대중음악의 유려한 감수성을 접목하여, 1960~70년대 이지 리스닝 및 경음악 황금기를 이끌며 대중음악사에 큰 족적을 남겼습니다.</w:t>
+        <w:t>프로듀서 에델 가브리엘이 창설한 RCA Camden의 간판 스튜디오 오케스트라로, 조니 더글러스 등 거장 편곡자들과 함께 수십 장의 밀리언셀러를 발표했습니다. 고품격 현악 오케스트레이션을 통해 팝, 영화 음악, 클래식을 우아한 무드 음악의 영역으로 승화시키며 20세기 중반 라운지 및 이지 리스닝 음악사에 불멸의 이정표를 세웠습니다.</w:t>
       </w:r>
     </w:p>
     <w:p>
@@ -413,7 +432,7 @@
           <w:b w:val="0"/>
           <w:sz w:val="21"/>
         </w:rPr>
-        <w:t>1960년대 은막을 빛낸 명작 테마들을 단순한 모음을 넘어 고도의 예술적 현악 모음곡 형태로 재탄생시킨 음반입니다. 대중적인 스크린 테마를 클래식 오케스트라 못지않은 깊이 있는 화성과 다이내믹한 편곡으로 다듬어냄으로써, 영화음악 편곡 앨범이 도달할 수 있는 최상의 미학적 완성도를 제시했습니다.</w:t>
+        <w:t>1960년대 스테레오 음향 기술의 황금기와 할리우드 대서사 영화의 르네상스가 결합하여 빚어낸 기념비적 작품입니다. 관현악 팝의 대중화와 고음질 오디오 파일 레퍼런스로서 중대한 역할을 하였습니다.</w:t>
       </w:r>
     </w:p>
     <w:p>
@@ -444,7 +463,7 @@
           <w:b w:val="0"/>
           <w:sz w:val="21"/>
         </w:rPr>
-        <w:t>냉전의 먹구름 속에서도 인간 본연의 낭만과 자유로운 사랑을 갈망하던 1960년대 중후반의 시대적 공기가 고스란히 배어 있습니다. 당시 흑백 TV와 라디오를 넘어 거실의 콘솔형 전축이 대중화되던 시기, 푸른 눈의 청춘들과 음악 애호가들에게 이 앨범의 현악 선율은 일상의 번뇌를 잊게 하는 감미로운 안식처이자 교양의 상징이었습니다.</w:t>
+        <w:t>냉전의 긴장과 급격한 근대화의 물결 속에서, 전 세계의 청춘들과 중산층 가정에 영화적 로맨티시즘과 평온한 안식을 선사했던 당대 문화적 공기와 정취가 깃들어 있습니다.</w:t>
       </w:r>
     </w:p>
     <w:p>
@@ -489,7 +508,7 @@
           <w:b w:val="0"/>
           <w:sz w:val="21"/>
         </w:rPr>
-        <w:t>앨범의 백미인 'Lara's Theme(라라의 테마)'는 도입부부터 굽이치는 바이올린 군의 트레몰로와 첼로의 묵직한 탄식이 교차하며 가슴 벅찬 서사를 그려냅니다. 또한 함께 수록된 60년대 명화의 메인 테마들은 현악기 고유의 서정적인 비브라토와 관악기의 온화한 터치가 정교하게 맞물려, 눈을 감으면 한 편의 대서사시가 눈앞에 펼쳐지는 듯한 황홀한 공감각적 체험을 선사합니다.</w:t>
+        <w:t>모리스 자르 작곡의 'Lara's Theme(Somewhere My Love)'에서는 발랄라이카 대신 우아한 현악군의 유려한 멜로디가 러시아 설원의 시정을 눈부시게 그려내며, 함께 수록된 60년대 당대 명화들의 테마곡들 역시 서정미 넘치는 관현악 편곡으로 극적 감동을 배가시킵니다.</w:t>
       </w:r>
     </w:p>
     <w:p>
@@ -520,7 +539,7 @@
           <w:b w:val="0"/>
           <w:sz w:val="21"/>
         </w:rPr>
-        <w:t>진공관 앰프의 따뜻한 배음과 부드러운 댐핑 특성을 지닌 턴테이블 카트리지의 조합으로 감상할 때 그 진가가 배가됩니다. 회전하는 LP 표면의 잔잔한 그루브 노이즈를 뚫고 피어오르는 벨벳처럼 부드러운 스트링의 울림은, 현대 디지털 사운드에서는 결코 흉내 낼 수 없는 아날로그 특유의 풍성한 공간감과 온기를 전달합니다.</w:t>
+        <w:t>진공관 앰프의 부드러운 하모닉스와 MM형 카트리지의 따스한 중저역을 통해 감상할 때 바이올린 군의 고역이 자극 없이 비단결처럼 펼쳐지며, 다인조 오케스트라의 웅장한 공간감과 입체감이 아날로그 특유의 자연스러움으로 온전히 재현됩니다.</w:t>
       </w:r>
     </w:p>
     <w:p>
@@ -551,7 +570,7 @@
           <w:b w:val="0"/>
           <w:sz w:val="21"/>
         </w:rPr>
-        <w:t>RCA의 찬란한 전성기 스테레오 녹음 미학이 오롯이 담겨 있는 오리지널 프레싱으로, 반세기가 지난 지금도 그 음향적 품격이 변치 않는 보석 같은 레코드입니다. 60년대 할리우드 영화음악의 정취와 오케스트랄 팝의 정수를 빈티지 LP 특유의 손맛과 함께 영구히 간직할 수 있는 필청 소장반입니다.</w:t>
+        <w:t>전성기 RCA의 독보적인 스테레오 녹음 기술과 1960년대 영화 음악의 황금기를 온전히 간직한 정통 바이닐로서, 이지 리스닝 및 영화 음악 LP 컬렉터라면 반드시 소장해야 할 아날로그 명반입니다.</w:t>
       </w:r>
     </w:p>
     <w:p>
@@ -565,7 +584,7 @@
           <w:color w:val="4338CA"/>
           <w:sz w:val="21"/>
         </w:rPr>
-        <w:t>이 음반을 통해 광활한 설원 위로 울려 퍼지던 라라의 눈물겨운 사랑과 아날로그 현악의 극치가 전해주는 감동을 다시 한번 경험해 보시는 것은 어떨까요?</w:t>
+        <w:t>이 음반을 통해 광활한 은막의 감동과 따스한 현악 앙상블이 전해주는 감동을 다시 한번 경험해 보시는 것은 어떨까요?</w:t>
       </w:r>
     </w:p>
     <w:sectPr>
